--- a/docx/knowledge-base/topics/prodigal/phat-trien-va-ung-dung.docx
+++ b/docx/knowledge-base/topics/prodigal/phat-trien-va-ung-dung.docx
@@ -582,7 +582,7 @@
         </w:rPr>
         <w:t xml:space="preserve">, nghĩa là mode này có vai trò rõ ràng trong dữ liệu metagenome </w:t>
       </w:r>
-      <w:hyperlink w:history="1" r:id="rIdgnreiba616cv7asybdesk">
+      <w:hyperlink w:history="1" r:id="rId-6foxteye5oteve1axgna">
         <w:r>
           <w:rPr>
             <w:rStyle w:val="Hyperlink"/>
@@ -2916,7 +2916,7 @@
         </w:rPr>
         <w:t xml:space="preserve"> GitHub README: </w:t>
       </w:r>
-      <w:hyperlink w:history="1" r:id="rIdn8ad7kjubnm3phycuar6t">
+      <w:hyperlink w:history="1" r:id="rIddmqce2hphgikqv1fwqax7">
         <w:r>
           <w:rPr>
             <w:rStyle w:val="Hyperlink"/>
@@ -2955,7 +2955,7 @@
         </w:rPr>
         <w:t xml:space="preserve"> paper: </w:t>
       </w:r>
-      <w:hyperlink w:history="1" r:id="rId4gt2_n5snq1s54zrtbigv">
+      <w:hyperlink w:history="1" r:id="rIdpsurzy3tlm0ei30i8ztrz">
         <w:r>
           <w:rPr>
             <w:rStyle w:val="Hyperlink"/>
@@ -2994,7 +2994,7 @@
         </w:rPr>
         <w:t xml:space="preserve"> genome download how-to: </w:t>
       </w:r>
-      <w:hyperlink w:history="1" r:id="rId52cxambs1rln_yjszy-5k">
+      <w:hyperlink w:history="1" r:id="rId-x4ekksm7f0pvdw0brftm">
         <w:r>
           <w:rPr>
             <w:rStyle w:val="Hyperlink"/>
@@ -3033,7 +3033,7 @@
         </w:rPr>
         <w:t xml:space="preserve"> genome CLI reference: </w:t>
       </w:r>
-      <w:hyperlink w:history="1" r:id="rIddu8vaate1ds7pkvgep7sf">
+      <w:hyperlink w:history="1" r:id="rIdlt2ktrgpcex1avly5yyfn">
         <w:r>
           <w:rPr>
             <w:rStyle w:val="Hyperlink"/>
